--- a/Documents/Developer-guide.docx
+++ b/Documents/Developer-guide.docx
@@ -11,6 +11,8 @@
           <w:szCs w:val="36"/>
         </w:rPr>
       </w:pPr>
+      <w:bookmarkStart w:id="0" w:name="_GoBack"/>
+      <w:bookmarkEnd w:id="0"/>
       <w:r>
         <w:rPr>
           <w:rFonts w:ascii="Arial" w:hAnsi="Arial" w:cs="Arial"/>
@@ -8509,8 +8511,6 @@
         </w:rPr>
         <w:t xml:space="preserve">        # S</w:t>
       </w:r>
-      <w:bookmarkStart w:id="0" w:name="_GoBack"/>
-      <w:bookmarkEnd w:id="0"/>
       <w:r>
         <w:rPr>
           <w:rFonts w:ascii="Arial" w:hAnsi="Arial" w:cs="Arial"/>
@@ -16355,8 +16355,136 @@
         <w:rPr>
           <w:rFonts w:ascii="Arial" w:hAnsi="Arial" w:cs="Arial"/>
         </w:rPr>
-        <w:t xml:space="preserve"> # send on</w:t>
-      </w:r>
+        <w:t xml:space="preserve"> # send on command here</w:t>
+      </w:r>
+    </w:p>
+    <w:p>
+      <w:pPr>
+        <w:spacing w:after="0" w:line="240" w:lineRule="auto"/>
+        <w:rPr>
+          <w:rFonts w:ascii="Arial" w:hAnsi="Arial" w:cs="Arial"/>
+        </w:rPr>
+      </w:pPr>
+      <w:r>
+        <w:rPr>
+          <w:rFonts w:ascii="Arial" w:hAnsi="Arial" w:cs="Arial"/>
+        </w:rPr>
+        <w:t xml:space="preserve">    </w:t>
+      </w:r>
+      <w:proofErr w:type="gramStart"/>
+      <w:r>
+        <w:rPr>
+          <w:rFonts w:ascii="Arial" w:hAnsi="Arial" w:cs="Arial"/>
+        </w:rPr>
+        <w:t>else</w:t>
+      </w:r>
+      <w:proofErr w:type="gramEnd"/>
+      <w:r>
+        <w:rPr>
+          <w:rFonts w:ascii="Arial" w:hAnsi="Arial" w:cs="Arial"/>
+        </w:rPr>
+        <w:t>:</w:t>
+      </w:r>
+    </w:p>
+    <w:p>
+      <w:pPr>
+        <w:spacing w:after="0" w:line="240" w:lineRule="auto"/>
+        <w:rPr>
+          <w:rFonts w:ascii="Arial" w:hAnsi="Arial" w:cs="Arial"/>
+        </w:rPr>
+      </w:pPr>
+      <w:r>
+        <w:rPr>
+          <w:rFonts w:ascii="Arial" w:hAnsi="Arial" w:cs="Arial"/>
+        </w:rPr>
+        <w:t xml:space="preserve">        #</w:t>
+      </w:r>
+      <w:proofErr w:type="gramStart"/>
+      <w:r>
+        <w:rPr>
+          <w:rFonts w:ascii="Arial" w:hAnsi="Arial" w:cs="Arial"/>
+        </w:rPr>
+        <w:t>print(</w:t>
+      </w:r>
+      <w:proofErr w:type="gramEnd"/>
+      <w:r>
+        <w:rPr>
+          <w:rFonts w:ascii="Arial" w:hAnsi="Arial" w:cs="Arial"/>
+        </w:rPr>
+        <w:t xml:space="preserve">"Set </w:t>
+      </w:r>
+      <w:proofErr w:type="spellStart"/>
+      <w:r>
+        <w:rPr>
+          <w:rFonts w:ascii="Arial" w:hAnsi="Arial" w:cs="Arial"/>
+        </w:rPr>
+        <w:t>pwm</w:t>
+      </w:r>
+      <w:proofErr w:type="spellEnd"/>
+      <w:r>
+        <w:rPr>
+          <w:rFonts w:ascii="Arial" w:hAnsi="Arial" w:cs="Arial"/>
+        </w:rPr>
+        <w:t xml:space="preserve"> off")</w:t>
+      </w:r>
+    </w:p>
+    <w:p>
+      <w:pPr>
+        <w:spacing w:after="0" w:line="240" w:lineRule="auto"/>
+        <w:rPr>
+          <w:rFonts w:ascii="Arial" w:hAnsi="Arial" w:cs="Arial"/>
+        </w:rPr>
+      </w:pPr>
+      <w:r>
+        <w:rPr>
+          <w:rFonts w:ascii="Arial" w:hAnsi="Arial" w:cs="Arial"/>
+        </w:rPr>
+        <w:t xml:space="preserve">        </w:t>
+      </w:r>
+      <w:proofErr w:type="spellStart"/>
+      <w:proofErr w:type="gramStart"/>
+      <w:r>
+        <w:rPr>
+          <w:rFonts w:ascii="Arial" w:hAnsi="Arial" w:cs="Arial"/>
+        </w:rPr>
+        <w:t>ser.write</w:t>
+      </w:r>
+      <w:proofErr w:type="spellEnd"/>
+      <w:r>
+        <w:rPr>
+          <w:rFonts w:ascii="Arial" w:hAnsi="Arial" w:cs="Arial"/>
+        </w:rPr>
+        <w:t>(</w:t>
+      </w:r>
+      <w:proofErr w:type="spellStart"/>
+      <w:proofErr w:type="gramEnd"/>
+      <w:r>
+        <w:rPr>
+          <w:rFonts w:ascii="Arial" w:hAnsi="Arial" w:cs="Arial"/>
+        </w:rPr>
+        <w:t>b'sx</w:t>
+      </w:r>
+      <w:proofErr w:type="spellEnd"/>
+      <w:r>
+        <w:rPr>
+          <w:rFonts w:ascii="Arial" w:hAnsi="Arial" w:cs="Arial"/>
+        </w:rPr>
+        <w:t>\n')</w:t>
+      </w:r>
+      <w:r>
+        <w:rPr>
+          <w:rFonts w:ascii="Arial" w:hAnsi="Arial" w:cs="Arial"/>
+        </w:rPr>
+        <w:t xml:space="preserve"> # </w:t>
+      </w:r>
+      <w:proofErr w:type="spellStart"/>
+      <w:r>
+        <w:rPr>
+          <w:rFonts w:ascii="Arial" w:hAnsi="Arial" w:cs="Arial"/>
+        </w:rPr>
+        <w:t>send off</w:t>
+      </w:r>
+      <w:proofErr w:type="spellEnd"/>
       <w:r>
         <w:rPr>
           <w:rFonts w:ascii="Arial" w:hAnsi="Arial" w:cs="Arial"/>
@@ -16375,6 +16503,58 @@
         <w:rPr>
           <w:rFonts w:ascii="Arial" w:hAnsi="Arial" w:cs="Arial"/>
         </w:rPr>
+        <w:t>#</w:t>
+      </w:r>
+    </w:p>
+    <w:p>
+      <w:pPr>
+        <w:spacing w:after="0" w:line="240" w:lineRule="auto"/>
+        <w:rPr>
+          <w:rFonts w:ascii="Arial" w:hAnsi="Arial" w:cs="Arial"/>
+        </w:rPr>
+      </w:pPr>
+      <w:proofErr w:type="spellStart"/>
+      <w:proofErr w:type="gramStart"/>
+      <w:r>
+        <w:rPr>
+          <w:rFonts w:ascii="Arial" w:hAnsi="Arial" w:cs="Arial"/>
+        </w:rPr>
+        <w:t>def</w:t>
+      </w:r>
+      <w:proofErr w:type="spellEnd"/>
+      <w:proofErr w:type="gramEnd"/>
+      <w:r>
+        <w:rPr>
+          <w:rFonts w:ascii="Arial" w:hAnsi="Arial" w:cs="Arial"/>
+        </w:rPr>
+        <w:t xml:space="preserve"> </w:t>
+      </w:r>
+      <w:proofErr w:type="spellStart"/>
+      <w:r>
+        <w:rPr>
+          <w:rFonts w:ascii="Arial" w:hAnsi="Arial" w:cs="Arial"/>
+        </w:rPr>
+        <w:t>UpdatePWM</w:t>
+      </w:r>
+      <w:proofErr w:type="spellEnd"/>
+      <w:r>
+        <w:rPr>
+          <w:rFonts w:ascii="Arial" w:hAnsi="Arial" w:cs="Arial"/>
+        </w:rPr>
+        <w:t>():</w:t>
+      </w:r>
+    </w:p>
+    <w:p>
+      <w:pPr>
+        <w:spacing w:after="0" w:line="240" w:lineRule="auto"/>
+        <w:rPr>
+          <w:rFonts w:ascii="Arial" w:hAnsi="Arial" w:cs="Arial"/>
+        </w:rPr>
+      </w:pPr>
+      <w:r>
+        <w:rPr>
+          <w:rFonts w:ascii="Arial" w:hAnsi="Arial" w:cs="Arial"/>
+        </w:rPr>
         <w:t xml:space="preserve">    </w:t>
       </w:r>
       <w:proofErr w:type="gramStart"/>
@@ -16382,28 +16562,294 @@
         <w:rPr>
           <w:rFonts w:ascii="Arial" w:hAnsi="Arial" w:cs="Arial"/>
         </w:rPr>
-        <w:t>else</w:t>
-      </w:r>
-      <w:proofErr w:type="gramEnd"/>
-      <w:r>
-        <w:rPr>
-          <w:rFonts w:ascii="Arial" w:hAnsi="Arial" w:cs="Arial"/>
-        </w:rPr>
-        <w:t>:</w:t>
-      </w:r>
-    </w:p>
-    <w:p>
-      <w:pPr>
-        <w:spacing w:after="0" w:line="240" w:lineRule="auto"/>
-        <w:rPr>
-          <w:rFonts w:ascii="Arial" w:hAnsi="Arial" w:cs="Arial"/>
-        </w:rPr>
-      </w:pPr>
-      <w:r>
-        <w:rPr>
-          <w:rFonts w:ascii="Arial" w:hAnsi="Arial" w:cs="Arial"/>
-        </w:rPr>
-        <w:t xml:space="preserve">        #</w:t>
+        <w:t>global</w:t>
+      </w:r>
+      <w:proofErr w:type="gramEnd"/>
+      <w:r>
+        <w:rPr>
+          <w:rFonts w:ascii="Arial" w:hAnsi="Arial" w:cs="Arial"/>
+        </w:rPr>
+        <w:t xml:space="preserve"> </w:t>
+      </w:r>
+      <w:proofErr w:type="spellStart"/>
+      <w:r>
+        <w:rPr>
+          <w:rFonts w:ascii="Arial" w:hAnsi="Arial" w:cs="Arial"/>
+        </w:rPr>
+        <w:t>PWMDivEntry</w:t>
+      </w:r>
+      <w:proofErr w:type="spellEnd"/>
+      <w:r>
+        <w:rPr>
+          <w:rFonts w:ascii="Arial" w:hAnsi="Arial" w:cs="Arial"/>
+        </w:rPr>
+        <w:t xml:space="preserve">, </w:t>
+      </w:r>
+      <w:proofErr w:type="spellStart"/>
+      <w:r>
+        <w:rPr>
+          <w:rFonts w:ascii="Arial" w:hAnsi="Arial" w:cs="Arial"/>
+        </w:rPr>
+        <w:t>PWMWidthEntry</w:t>
+      </w:r>
+      <w:proofErr w:type="spellEnd"/>
+      <w:r>
+        <w:rPr>
+          <w:rFonts w:ascii="Arial" w:hAnsi="Arial" w:cs="Arial"/>
+        </w:rPr>
+        <w:t xml:space="preserve">, </w:t>
+      </w:r>
+      <w:proofErr w:type="spellStart"/>
+      <w:r>
+        <w:rPr>
+          <w:rFonts w:ascii="Arial" w:hAnsi="Arial" w:cs="Arial"/>
+        </w:rPr>
+        <w:t>PWMLabel</w:t>
+      </w:r>
+      <w:proofErr w:type="spellEnd"/>
+      <w:r>
+        <w:rPr>
+          <w:rFonts w:ascii="Arial" w:hAnsi="Arial" w:cs="Arial"/>
+        </w:rPr>
+        <w:t xml:space="preserve">, </w:t>
+      </w:r>
+      <w:proofErr w:type="spellStart"/>
+      <w:r>
+        <w:rPr>
+          <w:rFonts w:ascii="Arial" w:hAnsi="Arial" w:cs="Arial"/>
+        </w:rPr>
+        <w:t>ser</w:t>
+      </w:r>
+      <w:proofErr w:type="spellEnd"/>
+    </w:p>
+    <w:p>
+      <w:pPr>
+        <w:spacing w:after="0" w:line="240" w:lineRule="auto"/>
+        <w:rPr>
+          <w:rFonts w:ascii="Arial" w:hAnsi="Arial" w:cs="Arial"/>
+        </w:rPr>
+      </w:pPr>
+    </w:p>
+    <w:p>
+      <w:pPr>
+        <w:spacing w:after="0" w:line="240" w:lineRule="auto"/>
+        <w:rPr>
+          <w:rFonts w:ascii="Arial" w:hAnsi="Arial" w:cs="Arial"/>
+        </w:rPr>
+      </w:pPr>
+      <w:r>
+        <w:rPr>
+          <w:rFonts w:ascii="Arial" w:hAnsi="Arial" w:cs="Arial"/>
+        </w:rPr>
+        <w:t xml:space="preserve">    </w:t>
+      </w:r>
+      <w:proofErr w:type="spellStart"/>
+      <w:proofErr w:type="gramStart"/>
+      <w:r>
+        <w:rPr>
+          <w:rFonts w:ascii="Arial" w:hAnsi="Arial" w:cs="Arial"/>
+        </w:rPr>
+        <w:t>PWMLabel.config</w:t>
+      </w:r>
+      <w:proofErr w:type="spellEnd"/>
+      <w:r>
+        <w:rPr>
+          <w:rFonts w:ascii="Arial" w:hAnsi="Arial" w:cs="Arial"/>
+        </w:rPr>
+        <w:t>(</w:t>
+      </w:r>
+      <w:proofErr w:type="gramEnd"/>
+      <w:r>
+        <w:rPr>
+          <w:rFonts w:ascii="Arial" w:hAnsi="Arial" w:cs="Arial"/>
+        </w:rPr>
+        <w:t>text = "PWM Frequency")</w:t>
+      </w:r>
+      <w:r>
+        <w:rPr>
+          <w:rFonts w:ascii="Arial" w:hAnsi="Arial" w:cs="Arial"/>
+        </w:rPr>
+        <w:t xml:space="preserve"> # text label in GUI can be changed for </w:t>
+      </w:r>
+      <w:proofErr w:type="spellStart"/>
+      <w:r>
+        <w:rPr>
+          <w:rFonts w:ascii="Arial" w:hAnsi="Arial" w:cs="Arial"/>
+        </w:rPr>
+        <w:t>Freq</w:t>
+      </w:r>
+      <w:proofErr w:type="spellEnd"/>
+      <w:r>
+        <w:rPr>
+          <w:rFonts w:ascii="Arial" w:hAnsi="Arial" w:cs="Arial"/>
+        </w:rPr>
+        <w:t xml:space="preserve"> or </w:t>
+      </w:r>
+      <w:proofErr w:type="spellStart"/>
+      <w:r>
+        <w:rPr>
+          <w:rFonts w:ascii="Arial" w:hAnsi="Arial" w:cs="Arial"/>
+        </w:rPr>
+        <w:t>Peroid</w:t>
+      </w:r>
+      <w:proofErr w:type="spellEnd"/>
+    </w:p>
+    <w:p>
+      <w:pPr>
+        <w:spacing w:after="0" w:line="240" w:lineRule="auto"/>
+        <w:rPr>
+          <w:rFonts w:ascii="Arial" w:hAnsi="Arial" w:cs="Arial"/>
+        </w:rPr>
+      </w:pPr>
+    </w:p>
+    <w:p>
+      <w:pPr>
+        <w:spacing w:after="0" w:line="240" w:lineRule="auto"/>
+        <w:rPr>
+          <w:rFonts w:ascii="Arial" w:hAnsi="Arial" w:cs="Arial"/>
+        </w:rPr>
+      </w:pPr>
+      <w:r>
+        <w:rPr>
+          <w:rFonts w:ascii="Arial" w:hAnsi="Arial" w:cs="Arial"/>
+        </w:rPr>
+        <w:t xml:space="preserve">    </w:t>
+      </w:r>
+      <w:proofErr w:type="spellStart"/>
+      <w:r>
+        <w:rPr>
+          <w:rFonts w:ascii="Arial" w:hAnsi="Arial" w:cs="Arial"/>
+        </w:rPr>
+        <w:t>FreqValue</w:t>
+      </w:r>
+      <w:proofErr w:type="spellEnd"/>
+      <w:r>
+        <w:rPr>
+          <w:rFonts w:ascii="Arial" w:hAnsi="Arial" w:cs="Arial"/>
+        </w:rPr>
+        <w:t xml:space="preserve"> = </w:t>
+      </w:r>
+      <w:proofErr w:type="spellStart"/>
+      <w:proofErr w:type="gramStart"/>
+      <w:r>
+        <w:rPr>
+          <w:rFonts w:ascii="Arial" w:hAnsi="Arial" w:cs="Arial"/>
+        </w:rPr>
+        <w:t>int</w:t>
+      </w:r>
+      <w:proofErr w:type="spellEnd"/>
+      <w:r>
+        <w:rPr>
+          <w:rFonts w:ascii="Arial" w:hAnsi="Arial" w:cs="Arial"/>
+        </w:rPr>
+        <w:t>(</w:t>
+      </w:r>
+      <w:proofErr w:type="spellStart"/>
+      <w:proofErr w:type="gramEnd"/>
+      <w:r>
+        <w:rPr>
+          <w:rFonts w:ascii="Arial" w:hAnsi="Arial" w:cs="Arial"/>
+        </w:rPr>
+        <w:t>UnitConvert</w:t>
+      </w:r>
+      <w:proofErr w:type="spellEnd"/>
+      <w:r>
+        <w:rPr>
+          <w:rFonts w:ascii="Arial" w:hAnsi="Arial" w:cs="Arial"/>
+        </w:rPr>
+        <w:t>(</w:t>
+      </w:r>
+      <w:proofErr w:type="spellStart"/>
+      <w:r>
+        <w:rPr>
+          <w:rFonts w:ascii="Arial" w:hAnsi="Arial" w:cs="Arial"/>
+        </w:rPr>
+        <w:t>PWMDivEntry.get</w:t>
+      </w:r>
+      <w:proofErr w:type="spellEnd"/>
+      <w:r>
+        <w:rPr>
+          <w:rFonts w:ascii="Arial" w:hAnsi="Arial" w:cs="Arial"/>
+        </w:rPr>
+        <w:t>()))</w:t>
+      </w:r>
+    </w:p>
+    <w:p>
+      <w:pPr>
+        <w:spacing w:after="0" w:line="240" w:lineRule="auto"/>
+        <w:rPr>
+          <w:rFonts w:ascii="Arial" w:hAnsi="Arial" w:cs="Arial"/>
+        </w:rPr>
+      </w:pPr>
+      <w:r>
+        <w:rPr>
+          <w:rFonts w:ascii="Arial" w:hAnsi="Arial" w:cs="Arial"/>
+        </w:rPr>
+        <w:t xml:space="preserve">    #</w:t>
+      </w:r>
+      <w:proofErr w:type="spellStart"/>
+      <w:r>
+        <w:rPr>
+          <w:rFonts w:ascii="Arial" w:hAnsi="Arial" w:cs="Arial"/>
+        </w:rPr>
+        <w:t>PeriodValue</w:t>
+      </w:r>
+      <w:proofErr w:type="spellEnd"/>
+      <w:r>
+        <w:rPr>
+          <w:rFonts w:ascii="Arial" w:hAnsi="Arial" w:cs="Arial"/>
+        </w:rPr>
+        <w:t xml:space="preserve"> = </w:t>
+      </w:r>
+      <w:proofErr w:type="spellStart"/>
+      <w:proofErr w:type="gramStart"/>
+      <w:r>
+        <w:rPr>
+          <w:rFonts w:ascii="Arial" w:hAnsi="Arial" w:cs="Arial"/>
+        </w:rPr>
+        <w:t>int</w:t>
+      </w:r>
+      <w:proofErr w:type="spellEnd"/>
+      <w:r>
+        <w:rPr>
+          <w:rFonts w:ascii="Arial" w:hAnsi="Arial" w:cs="Arial"/>
+        </w:rPr>
+        <w:t>(</w:t>
+      </w:r>
+      <w:proofErr w:type="gramEnd"/>
+      <w:r>
+        <w:rPr>
+          <w:rFonts w:ascii="Arial" w:hAnsi="Arial" w:cs="Arial"/>
+        </w:rPr>
+        <w:t xml:space="preserve">( 133e6 / 256 ) / </w:t>
+      </w:r>
+      <w:proofErr w:type="spellStart"/>
+      <w:r>
+        <w:rPr>
+          <w:rFonts w:ascii="Arial" w:hAnsi="Arial" w:cs="Arial"/>
+        </w:rPr>
+        <w:t>FreqValue</w:t>
+      </w:r>
+      <w:proofErr w:type="spellEnd"/>
+      <w:r>
+        <w:rPr>
+          <w:rFonts w:ascii="Arial" w:hAnsi="Arial" w:cs="Arial"/>
+        </w:rPr>
+        <w:t>)</w:t>
+      </w:r>
+    </w:p>
+    <w:p>
+      <w:pPr>
+        <w:spacing w:after="0" w:line="240" w:lineRule="auto"/>
+        <w:rPr>
+          <w:rFonts w:ascii="Arial" w:hAnsi="Arial" w:cs="Arial"/>
+        </w:rPr>
+      </w:pPr>
+      <w:r>
+        <w:rPr>
+          <w:rFonts w:ascii="Arial" w:hAnsi="Arial" w:cs="Arial"/>
+        </w:rPr>
+        <w:t xml:space="preserve">    #</w:t>
       </w:r>
       <w:proofErr w:type="gramStart"/>
       <w:r>
@@ -16417,35 +16863,185 @@
         <w:rPr>
           <w:rFonts w:ascii="Arial" w:hAnsi="Arial" w:cs="Arial"/>
         </w:rPr>
-        <w:t xml:space="preserve">"Set </w:t>
-      </w:r>
-      <w:proofErr w:type="spellStart"/>
-      <w:r>
-        <w:rPr>
-          <w:rFonts w:ascii="Arial" w:hAnsi="Arial" w:cs="Arial"/>
-        </w:rPr>
-        <w:t>pwm</w:t>
-      </w:r>
-      <w:proofErr w:type="spellEnd"/>
-      <w:r>
-        <w:rPr>
-          <w:rFonts w:ascii="Arial" w:hAnsi="Arial" w:cs="Arial"/>
-        </w:rPr>
-        <w:t xml:space="preserve"> off")</w:t>
-      </w:r>
-    </w:p>
-    <w:p>
-      <w:pPr>
-        <w:spacing w:after="0" w:line="240" w:lineRule="auto"/>
-        <w:rPr>
-          <w:rFonts w:ascii="Arial" w:hAnsi="Arial" w:cs="Arial"/>
-        </w:rPr>
-      </w:pPr>
-      <w:r>
-        <w:rPr>
-          <w:rFonts w:ascii="Arial" w:hAnsi="Arial" w:cs="Arial"/>
-        </w:rPr>
-        <w:t xml:space="preserve">        </w:t>
+        <w:t>"</w:t>
+      </w:r>
+      <w:proofErr w:type="spellStart"/>
+      <w:r>
+        <w:rPr>
+          <w:rFonts w:ascii="Arial" w:hAnsi="Arial" w:cs="Arial"/>
+        </w:rPr>
+        <w:t>FreqValue</w:t>
+      </w:r>
+      <w:proofErr w:type="spellEnd"/>
+      <w:r>
+        <w:rPr>
+          <w:rFonts w:ascii="Arial" w:hAnsi="Arial" w:cs="Arial"/>
+        </w:rPr>
+        <w:t xml:space="preserve"> = ", </w:t>
+      </w:r>
+      <w:proofErr w:type="spellStart"/>
+      <w:r>
+        <w:rPr>
+          <w:rFonts w:ascii="Arial" w:hAnsi="Arial" w:cs="Arial"/>
+        </w:rPr>
+        <w:t>FreqValue</w:t>
+      </w:r>
+      <w:proofErr w:type="spellEnd"/>
+      <w:r>
+        <w:rPr>
+          <w:rFonts w:ascii="Arial" w:hAnsi="Arial" w:cs="Arial"/>
+        </w:rPr>
+        <w:t>, "</w:t>
+      </w:r>
+      <w:proofErr w:type="spellStart"/>
+      <w:r>
+        <w:rPr>
+          <w:rFonts w:ascii="Arial" w:hAnsi="Arial" w:cs="Arial"/>
+        </w:rPr>
+        <w:t>PeriodValue</w:t>
+      </w:r>
+      <w:proofErr w:type="spellEnd"/>
+      <w:r>
+        <w:rPr>
+          <w:rFonts w:ascii="Arial" w:hAnsi="Arial" w:cs="Arial"/>
+        </w:rPr>
+        <w:t xml:space="preserve"> = ",</w:t>
+      </w:r>
+      <w:proofErr w:type="spellStart"/>
+      <w:r>
+        <w:rPr>
+          <w:rFonts w:ascii="Arial" w:hAnsi="Arial" w:cs="Arial"/>
+        </w:rPr>
+        <w:t>PeriodValue</w:t>
+      </w:r>
+      <w:proofErr w:type="spellEnd"/>
+      <w:r>
+        <w:rPr>
+          <w:rFonts w:ascii="Arial" w:hAnsi="Arial" w:cs="Arial"/>
+        </w:rPr>
+        <w:t>)</w:t>
+      </w:r>
+    </w:p>
+    <w:p>
+      <w:pPr>
+        <w:spacing w:after="0" w:line="240" w:lineRule="auto"/>
+        <w:rPr>
+          <w:rFonts w:ascii="Arial" w:hAnsi="Arial" w:cs="Arial"/>
+        </w:rPr>
+      </w:pPr>
+      <w:r>
+        <w:rPr>
+          <w:rFonts w:ascii="Arial" w:hAnsi="Arial" w:cs="Arial"/>
+        </w:rPr>
+        <w:t xml:space="preserve">    </w:t>
+      </w:r>
+      <w:proofErr w:type="spellStart"/>
+      <w:r>
+        <w:rPr>
+          <w:rFonts w:ascii="Arial" w:hAnsi="Arial" w:cs="Arial"/>
+        </w:rPr>
+        <w:t>ByteStr</w:t>
+      </w:r>
+      <w:proofErr w:type="spellEnd"/>
+      <w:r>
+        <w:rPr>
+          <w:rFonts w:ascii="Arial" w:hAnsi="Arial" w:cs="Arial"/>
+        </w:rPr>
+        <w:t xml:space="preserve"> = 'p' + </w:t>
+      </w:r>
+      <w:proofErr w:type="spellStart"/>
+      <w:proofErr w:type="gramStart"/>
+      <w:r>
+        <w:rPr>
+          <w:rFonts w:ascii="Arial" w:hAnsi="Arial" w:cs="Arial"/>
+        </w:rPr>
+        <w:t>str</w:t>
+      </w:r>
+      <w:proofErr w:type="spellEnd"/>
+      <w:r>
+        <w:rPr>
+          <w:rFonts w:ascii="Arial" w:hAnsi="Arial" w:cs="Arial"/>
+        </w:rPr>
+        <w:t>(</w:t>
+      </w:r>
+      <w:proofErr w:type="spellStart"/>
+      <w:proofErr w:type="gramEnd"/>
+      <w:r>
+        <w:rPr>
+          <w:rFonts w:ascii="Arial" w:hAnsi="Arial" w:cs="Arial"/>
+        </w:rPr>
+        <w:t>FreqValue</w:t>
+      </w:r>
+      <w:proofErr w:type="spellEnd"/>
+      <w:r>
+        <w:rPr>
+          <w:rFonts w:ascii="Arial" w:hAnsi="Arial" w:cs="Arial"/>
+        </w:rPr>
+        <w:t>) + "\n"</w:t>
+      </w:r>
+    </w:p>
+    <w:p>
+      <w:pPr>
+        <w:spacing w:after="0" w:line="240" w:lineRule="auto"/>
+        <w:rPr>
+          <w:rFonts w:ascii="Arial" w:hAnsi="Arial" w:cs="Arial"/>
+        </w:rPr>
+      </w:pPr>
+      <w:r>
+        <w:rPr>
+          <w:rFonts w:ascii="Arial" w:hAnsi="Arial" w:cs="Arial"/>
+        </w:rPr>
+        <w:t xml:space="preserve">    </w:t>
+      </w:r>
+      <w:proofErr w:type="spellStart"/>
+      <w:r>
+        <w:rPr>
+          <w:rFonts w:ascii="Arial" w:hAnsi="Arial" w:cs="Arial"/>
+        </w:rPr>
+        <w:t>SendByt</w:t>
+      </w:r>
+      <w:proofErr w:type="spellEnd"/>
+      <w:r>
+        <w:rPr>
+          <w:rFonts w:ascii="Arial" w:hAnsi="Arial" w:cs="Arial"/>
+        </w:rPr>
+        <w:t xml:space="preserve"> = </w:t>
+      </w:r>
+      <w:proofErr w:type="spellStart"/>
+      <w:proofErr w:type="gramStart"/>
+      <w:r>
+        <w:rPr>
+          <w:rFonts w:ascii="Arial" w:hAnsi="Arial" w:cs="Arial"/>
+        </w:rPr>
+        <w:t>ByteStr.encode</w:t>
+      </w:r>
+      <w:proofErr w:type="spellEnd"/>
+      <w:r>
+        <w:rPr>
+          <w:rFonts w:ascii="Arial" w:hAnsi="Arial" w:cs="Arial"/>
+        </w:rPr>
+        <w:t>(</w:t>
+      </w:r>
+      <w:proofErr w:type="gramEnd"/>
+      <w:r>
+        <w:rPr>
+          <w:rFonts w:ascii="Arial" w:hAnsi="Arial" w:cs="Arial"/>
+        </w:rPr>
+        <w:t>'utf-8')</w:t>
+      </w:r>
+    </w:p>
+    <w:p>
+      <w:pPr>
+        <w:spacing w:after="0" w:line="240" w:lineRule="auto"/>
+        <w:rPr>
+          <w:rFonts w:ascii="Arial" w:hAnsi="Arial" w:cs="Arial"/>
+        </w:rPr>
+      </w:pPr>
+      <w:r>
+        <w:rPr>
+          <w:rFonts w:ascii="Arial" w:hAnsi="Arial" w:cs="Arial"/>
+        </w:rPr>
+        <w:t xml:space="preserve">    </w:t>
       </w:r>
       <w:proofErr w:type="spellStart"/>
       <w:proofErr w:type="gramStart"/>
@@ -16468,92 +17064,32 @@
         <w:rPr>
           <w:rFonts w:ascii="Arial" w:hAnsi="Arial" w:cs="Arial"/>
         </w:rPr>
-        <w:t>b'sx</w:t>
-      </w:r>
-      <w:proofErr w:type="spellEnd"/>
-      <w:r>
-        <w:rPr>
-          <w:rFonts w:ascii="Arial" w:hAnsi="Arial" w:cs="Arial"/>
-        </w:rPr>
-        <w:t>\n')</w:t>
-      </w:r>
-      <w:r>
-        <w:rPr>
-          <w:rFonts w:ascii="Arial" w:hAnsi="Arial" w:cs="Arial"/>
-        </w:rPr>
-        <w:t xml:space="preserve"> </w:t>
-      </w:r>
-      <w:r>
-        <w:rPr>
-          <w:rFonts w:ascii="Arial" w:hAnsi="Arial" w:cs="Arial"/>
-        </w:rPr>
-        <w:t xml:space="preserve"># </w:t>
-      </w:r>
-      <w:proofErr w:type="spellStart"/>
-      <w:r>
-        <w:rPr>
-          <w:rFonts w:ascii="Arial" w:hAnsi="Arial" w:cs="Arial"/>
-        </w:rPr>
-        <w:t>send off</w:t>
-      </w:r>
-      <w:proofErr w:type="spellEnd"/>
-      <w:r>
-        <w:rPr>
-          <w:rFonts w:ascii="Arial" w:hAnsi="Arial" w:cs="Arial"/>
-        </w:rPr>
-        <w:t xml:space="preserve"> command here</w:t>
-      </w:r>
-    </w:p>
-    <w:p>
-      <w:pPr>
-        <w:spacing w:after="0" w:line="240" w:lineRule="auto"/>
-        <w:rPr>
-          <w:rFonts w:ascii="Arial" w:hAnsi="Arial" w:cs="Arial"/>
-        </w:rPr>
-      </w:pPr>
-      <w:r>
-        <w:rPr>
-          <w:rFonts w:ascii="Arial" w:hAnsi="Arial" w:cs="Arial"/>
-        </w:rPr>
-        <w:t>#</w:t>
-      </w:r>
-    </w:p>
-    <w:p>
-      <w:pPr>
-        <w:spacing w:after="0" w:line="240" w:lineRule="auto"/>
-        <w:rPr>
-          <w:rFonts w:ascii="Arial" w:hAnsi="Arial" w:cs="Arial"/>
-        </w:rPr>
-      </w:pPr>
-      <w:proofErr w:type="spellStart"/>
-      <w:proofErr w:type="gramStart"/>
-      <w:r>
-        <w:rPr>
-          <w:rFonts w:ascii="Arial" w:hAnsi="Arial" w:cs="Arial"/>
-        </w:rPr>
-        <w:t>def</w:t>
-      </w:r>
-      <w:proofErr w:type="spellEnd"/>
-      <w:proofErr w:type="gramEnd"/>
-      <w:r>
-        <w:rPr>
-          <w:rFonts w:ascii="Arial" w:hAnsi="Arial" w:cs="Arial"/>
-        </w:rPr>
-        <w:t xml:space="preserve"> </w:t>
-      </w:r>
-      <w:proofErr w:type="spellStart"/>
-      <w:r>
-        <w:rPr>
-          <w:rFonts w:ascii="Arial" w:hAnsi="Arial" w:cs="Arial"/>
-        </w:rPr>
-        <w:t>UpdatePWM</w:t>
-      </w:r>
-      <w:proofErr w:type="spellEnd"/>
-      <w:r>
-        <w:rPr>
-          <w:rFonts w:ascii="Arial" w:hAnsi="Arial" w:cs="Arial"/>
-        </w:rPr>
-        <w:t>():</w:t>
+        <w:t>SendByt</w:t>
+      </w:r>
+      <w:proofErr w:type="spellEnd"/>
+      <w:r>
+        <w:rPr>
+          <w:rFonts w:ascii="Arial" w:hAnsi="Arial" w:cs="Arial"/>
+        </w:rPr>
+        <w:t>)</w:t>
+      </w:r>
+      <w:r>
+        <w:rPr>
+          <w:rFonts w:ascii="Arial" w:hAnsi="Arial" w:cs="Arial"/>
+        </w:rPr>
+        <w:t xml:space="preserve"> # send frequency </w:t>
+      </w:r>
+      <w:r>
+        <w:rPr>
+          <w:rFonts w:ascii="Arial" w:hAnsi="Arial" w:cs="Arial"/>
+        </w:rPr>
+        <w:t xml:space="preserve">or period </w:t>
+      </w:r>
+      <w:r>
+        <w:rPr>
+          <w:rFonts w:ascii="Arial" w:hAnsi="Arial" w:cs="Arial"/>
+        </w:rPr>
+        <w:t>set command here</w:t>
       </w:r>
     </w:p>
     <w:p>
@@ -16569,78 +17105,28 @@
         </w:rPr>
         <w:t xml:space="preserve">    </w:t>
       </w:r>
-      <w:proofErr w:type="gramStart"/>
-      <w:r>
-        <w:rPr>
-          <w:rFonts w:ascii="Arial" w:hAnsi="Arial" w:cs="Arial"/>
-        </w:rPr>
-        <w:t>global</w:t>
-      </w:r>
-      <w:proofErr w:type="gramEnd"/>
-      <w:r>
-        <w:rPr>
-          <w:rFonts w:ascii="Arial" w:hAnsi="Arial" w:cs="Arial"/>
-        </w:rPr>
-        <w:t xml:space="preserve"> </w:t>
-      </w:r>
-      <w:proofErr w:type="spellStart"/>
-      <w:r>
-        <w:rPr>
-          <w:rFonts w:ascii="Arial" w:hAnsi="Arial" w:cs="Arial"/>
-        </w:rPr>
-        <w:t>PWMDivEntry</w:t>
-      </w:r>
-      <w:proofErr w:type="spellEnd"/>
-      <w:r>
-        <w:rPr>
-          <w:rFonts w:ascii="Arial" w:hAnsi="Arial" w:cs="Arial"/>
-        </w:rPr>
-        <w:t xml:space="preserve">, </w:t>
-      </w:r>
-      <w:proofErr w:type="spellStart"/>
-      <w:r>
-        <w:rPr>
-          <w:rFonts w:ascii="Arial" w:hAnsi="Arial" w:cs="Arial"/>
-        </w:rPr>
-        <w:t>PWMWidthEntry</w:t>
-      </w:r>
-      <w:proofErr w:type="spellEnd"/>
-      <w:r>
-        <w:rPr>
-          <w:rFonts w:ascii="Arial" w:hAnsi="Arial" w:cs="Arial"/>
-        </w:rPr>
-        <w:t xml:space="preserve">, </w:t>
-      </w:r>
-      <w:proofErr w:type="spellStart"/>
-      <w:r>
-        <w:rPr>
-          <w:rFonts w:ascii="Arial" w:hAnsi="Arial" w:cs="Arial"/>
-        </w:rPr>
-        <w:t>PWMLabel</w:t>
-      </w:r>
-      <w:proofErr w:type="spellEnd"/>
-      <w:r>
-        <w:rPr>
-          <w:rFonts w:ascii="Arial" w:hAnsi="Arial" w:cs="Arial"/>
-        </w:rPr>
-        <w:t xml:space="preserve">, </w:t>
-      </w:r>
-      <w:proofErr w:type="spellStart"/>
-      <w:r>
-        <w:rPr>
-          <w:rFonts w:ascii="Arial" w:hAnsi="Arial" w:cs="Arial"/>
-        </w:rPr>
-        <w:t>ser</w:t>
-      </w:r>
-      <w:proofErr w:type="spellEnd"/>
-    </w:p>
-    <w:p>
-      <w:pPr>
-        <w:spacing w:after="0" w:line="240" w:lineRule="auto"/>
-        <w:rPr>
-          <w:rFonts w:ascii="Arial" w:hAnsi="Arial" w:cs="Arial"/>
-        </w:rPr>
-      </w:pPr>
+      <w:proofErr w:type="spellStart"/>
+      <w:proofErr w:type="gramStart"/>
+      <w:r>
+        <w:rPr>
+          <w:rFonts w:ascii="Arial" w:hAnsi="Arial" w:cs="Arial"/>
+        </w:rPr>
+        <w:t>time.sleep</w:t>
+      </w:r>
+      <w:proofErr w:type="spellEnd"/>
+      <w:r>
+        <w:rPr>
+          <w:rFonts w:ascii="Arial" w:hAnsi="Arial" w:cs="Arial"/>
+        </w:rPr>
+        <w:t>(</w:t>
+      </w:r>
+      <w:proofErr w:type="gramEnd"/>
+      <w:r>
+        <w:rPr>
+          <w:rFonts w:ascii="Arial" w:hAnsi="Arial" w:cs="Arial"/>
+        </w:rPr>
+        <w:t>0.1)</w:t>
+      </w:r>
     </w:p>
     <w:p>
       <w:pPr>
@@ -16655,13 +17141,41 @@
         </w:rPr>
         <w:t xml:space="preserve">    </w:t>
       </w:r>
-      <w:proofErr w:type="spellStart"/>
-      <w:proofErr w:type="gramStart"/>
-      <w:r>
-        <w:rPr>
-          <w:rFonts w:ascii="Arial" w:hAnsi="Arial" w:cs="Arial"/>
-        </w:rPr>
-        <w:t>PWMLabel.config</w:t>
+    </w:p>
+    <w:p>
+      <w:pPr>
+        <w:spacing w:after="0" w:line="240" w:lineRule="auto"/>
+        <w:rPr>
+          <w:rFonts w:ascii="Arial" w:hAnsi="Arial" w:cs="Arial"/>
+        </w:rPr>
+      </w:pPr>
+      <w:r>
+        <w:rPr>
+          <w:rFonts w:ascii="Arial" w:hAnsi="Arial" w:cs="Arial"/>
+        </w:rPr>
+        <w:t xml:space="preserve">    </w:t>
+      </w:r>
+      <w:proofErr w:type="spellStart"/>
+      <w:r>
+        <w:rPr>
+          <w:rFonts w:ascii="Arial" w:hAnsi="Arial" w:cs="Arial"/>
+        </w:rPr>
+        <w:t>DutyCycle</w:t>
+      </w:r>
+      <w:proofErr w:type="spellEnd"/>
+      <w:r>
+        <w:rPr>
+          <w:rFonts w:ascii="Arial" w:hAnsi="Arial" w:cs="Arial"/>
+        </w:rPr>
+        <w:t xml:space="preserve"> = </w:t>
+      </w:r>
+      <w:proofErr w:type="spellStart"/>
+      <w:proofErr w:type="gramStart"/>
+      <w:r>
+        <w:rPr>
+          <w:rFonts w:ascii="Arial" w:hAnsi="Arial" w:cs="Arial"/>
+        </w:rPr>
+        <w:t>int</w:t>
       </w:r>
       <w:proofErr w:type="spellEnd"/>
       <w:r>
@@ -16670,49 +17184,135 @@
         </w:rPr>
         <w:t>(</w:t>
       </w:r>
-      <w:proofErr w:type="gramEnd"/>
-      <w:r>
-        <w:rPr>
-          <w:rFonts w:ascii="Arial" w:hAnsi="Arial" w:cs="Arial"/>
-        </w:rPr>
-        <w:t>text = "PWM Frequency")</w:t>
-      </w:r>
-      <w:r>
-        <w:rPr>
-          <w:rFonts w:ascii="Arial" w:hAnsi="Arial" w:cs="Arial"/>
-        </w:rPr>
-        <w:t xml:space="preserve"> # text label in GUI can be changed for </w:t>
-      </w:r>
-      <w:proofErr w:type="spellStart"/>
-      <w:r>
-        <w:rPr>
-          <w:rFonts w:ascii="Arial" w:hAnsi="Arial" w:cs="Arial"/>
-        </w:rPr>
-        <w:t>Freq</w:t>
-      </w:r>
-      <w:proofErr w:type="spellEnd"/>
-      <w:r>
-        <w:rPr>
-          <w:rFonts w:ascii="Arial" w:hAnsi="Arial" w:cs="Arial"/>
-        </w:rPr>
-        <w:t xml:space="preserve"> or </w:t>
-      </w:r>
-      <w:proofErr w:type="spellStart"/>
-      <w:r>
-        <w:rPr>
-          <w:rFonts w:ascii="Arial" w:hAnsi="Arial" w:cs="Arial"/>
-        </w:rPr>
-        <w:t>Peroid</w:t>
-      </w:r>
-      <w:proofErr w:type="spellEnd"/>
-    </w:p>
-    <w:p>
-      <w:pPr>
-        <w:spacing w:after="0" w:line="240" w:lineRule="auto"/>
-        <w:rPr>
-          <w:rFonts w:ascii="Arial" w:hAnsi="Arial" w:cs="Arial"/>
-        </w:rPr>
-      </w:pPr>
+      <w:proofErr w:type="spellStart"/>
+      <w:proofErr w:type="gramEnd"/>
+      <w:r>
+        <w:rPr>
+          <w:rFonts w:ascii="Arial" w:hAnsi="Arial" w:cs="Arial"/>
+        </w:rPr>
+        <w:t>PWMWidthEntry.get</w:t>
+      </w:r>
+      <w:proofErr w:type="spellEnd"/>
+      <w:r>
+        <w:rPr>
+          <w:rFonts w:ascii="Arial" w:hAnsi="Arial" w:cs="Arial"/>
+        </w:rPr>
+        <w:t>())</w:t>
+      </w:r>
+    </w:p>
+    <w:p>
+      <w:pPr>
+        <w:spacing w:after="0" w:line="240" w:lineRule="auto"/>
+        <w:rPr>
+          <w:rFonts w:ascii="Arial" w:hAnsi="Arial" w:cs="Arial"/>
+        </w:rPr>
+      </w:pPr>
+      <w:r>
+        <w:rPr>
+          <w:rFonts w:ascii="Arial" w:hAnsi="Arial" w:cs="Arial"/>
+        </w:rPr>
+        <w:t xml:space="preserve">    #</w:t>
+      </w:r>
+      <w:proofErr w:type="spellStart"/>
+      <w:r>
+        <w:rPr>
+          <w:rFonts w:ascii="Arial" w:hAnsi="Arial" w:cs="Arial"/>
+        </w:rPr>
+        <w:t>WidthFraction</w:t>
+      </w:r>
+      <w:proofErr w:type="spellEnd"/>
+      <w:r>
+        <w:rPr>
+          <w:rFonts w:ascii="Arial" w:hAnsi="Arial" w:cs="Arial"/>
+        </w:rPr>
+        <w:t xml:space="preserve"> = </w:t>
+      </w:r>
+      <w:proofErr w:type="gramStart"/>
+      <w:r>
+        <w:rPr>
+          <w:rFonts w:ascii="Arial" w:hAnsi="Arial" w:cs="Arial"/>
+        </w:rPr>
+        <w:t>float(</w:t>
+      </w:r>
+      <w:proofErr w:type="gramEnd"/>
+      <w:r>
+        <w:rPr>
+          <w:rFonts w:ascii="Arial" w:hAnsi="Arial" w:cs="Arial"/>
+        </w:rPr>
+        <w:t>(</w:t>
+      </w:r>
+      <w:proofErr w:type="spellStart"/>
+      <w:r>
+        <w:rPr>
+          <w:rFonts w:ascii="Arial" w:hAnsi="Arial" w:cs="Arial"/>
+        </w:rPr>
+        <w:t>DutyCycle</w:t>
+      </w:r>
+      <w:proofErr w:type="spellEnd"/>
+      <w:r>
+        <w:rPr>
+          <w:rFonts w:ascii="Arial" w:hAnsi="Arial" w:cs="Arial"/>
+        </w:rPr>
+        <w:t>/100.0))</w:t>
+      </w:r>
+    </w:p>
+    <w:p>
+      <w:pPr>
+        <w:spacing w:after="0" w:line="240" w:lineRule="auto"/>
+        <w:rPr>
+          <w:rFonts w:ascii="Arial" w:hAnsi="Arial" w:cs="Arial"/>
+        </w:rPr>
+      </w:pPr>
+      <w:r>
+        <w:rPr>
+          <w:rFonts w:ascii="Arial" w:hAnsi="Arial" w:cs="Arial"/>
+        </w:rPr>
+        <w:t xml:space="preserve">    #Width = </w:t>
+      </w:r>
+      <w:proofErr w:type="spellStart"/>
+      <w:proofErr w:type="gramStart"/>
+      <w:r>
+        <w:rPr>
+          <w:rFonts w:ascii="Arial" w:hAnsi="Arial" w:cs="Arial"/>
+        </w:rPr>
+        <w:t>int</w:t>
+      </w:r>
+      <w:proofErr w:type="spellEnd"/>
+      <w:r>
+        <w:rPr>
+          <w:rFonts w:ascii="Arial" w:hAnsi="Arial" w:cs="Arial"/>
+        </w:rPr>
+        <w:t>(</w:t>
+      </w:r>
+      <w:proofErr w:type="spellStart"/>
+      <w:proofErr w:type="gramEnd"/>
+      <w:r>
+        <w:rPr>
+          <w:rFonts w:ascii="Arial" w:hAnsi="Arial" w:cs="Arial"/>
+        </w:rPr>
+        <w:t>PeriodValue</w:t>
+      </w:r>
+      <w:proofErr w:type="spellEnd"/>
+      <w:r>
+        <w:rPr>
+          <w:rFonts w:ascii="Arial" w:hAnsi="Arial" w:cs="Arial"/>
+        </w:rPr>
+        <w:t xml:space="preserve"> * </w:t>
+      </w:r>
+      <w:proofErr w:type="spellStart"/>
+      <w:r>
+        <w:rPr>
+          <w:rFonts w:ascii="Arial" w:hAnsi="Arial" w:cs="Arial"/>
+        </w:rPr>
+        <w:t>WidthFraction</w:t>
+      </w:r>
+      <w:proofErr w:type="spellEnd"/>
+      <w:r>
+        <w:rPr>
+          <w:rFonts w:ascii="Arial" w:hAnsi="Arial" w:cs="Arial"/>
+        </w:rPr>
+        <w:t>)</w:t>
+      </w:r>
     </w:p>
     <w:p>
       <w:pPr>
@@ -16732,7 +17332,65 @@
         <w:rPr>
           <w:rFonts w:ascii="Arial" w:hAnsi="Arial" w:cs="Arial"/>
         </w:rPr>
-        <w:t>FreqValue</w:t>
+        <w:t>ByteStr</w:t>
+      </w:r>
+      <w:proofErr w:type="spellEnd"/>
+      <w:r>
+        <w:rPr>
+          <w:rFonts w:ascii="Arial" w:hAnsi="Arial" w:cs="Arial"/>
+        </w:rPr>
+        <w:t xml:space="preserve"> = 'm' + </w:t>
+      </w:r>
+      <w:proofErr w:type="spellStart"/>
+      <w:proofErr w:type="gramStart"/>
+      <w:r>
+        <w:rPr>
+          <w:rFonts w:ascii="Arial" w:hAnsi="Arial" w:cs="Arial"/>
+        </w:rPr>
+        <w:t>str</w:t>
+      </w:r>
+      <w:proofErr w:type="spellEnd"/>
+      <w:r>
+        <w:rPr>
+          <w:rFonts w:ascii="Arial" w:hAnsi="Arial" w:cs="Arial"/>
+        </w:rPr>
+        <w:t>(</w:t>
+      </w:r>
+      <w:proofErr w:type="spellStart"/>
+      <w:proofErr w:type="gramEnd"/>
+      <w:r>
+        <w:rPr>
+          <w:rFonts w:ascii="Arial" w:hAnsi="Arial" w:cs="Arial"/>
+        </w:rPr>
+        <w:t>DutyCycle</w:t>
+      </w:r>
+      <w:proofErr w:type="spellEnd"/>
+      <w:r>
+        <w:rPr>
+          <w:rFonts w:ascii="Arial" w:hAnsi="Arial" w:cs="Arial"/>
+        </w:rPr>
+        <w:t>) + "\n"</w:t>
+      </w:r>
+    </w:p>
+    <w:p>
+      <w:pPr>
+        <w:spacing w:after="0" w:line="240" w:lineRule="auto"/>
+        <w:rPr>
+          <w:rFonts w:ascii="Arial" w:hAnsi="Arial" w:cs="Arial"/>
+        </w:rPr>
+      </w:pPr>
+      <w:r>
+        <w:rPr>
+          <w:rFonts w:ascii="Arial" w:hAnsi="Arial" w:cs="Arial"/>
+        </w:rPr>
+        <w:t xml:space="preserve">    </w:t>
+      </w:r>
+      <w:proofErr w:type="spellStart"/>
+      <w:r>
+        <w:rPr>
+          <w:rFonts w:ascii="Arial" w:hAnsi="Arial" w:cs="Arial"/>
+        </w:rPr>
+        <w:t>SendByt</w:t>
       </w:r>
       <w:proofErr w:type="spellEnd"/>
       <w:r>
@@ -16747,7 +17405,7 @@
         <w:rPr>
           <w:rFonts w:ascii="Arial" w:hAnsi="Arial" w:cs="Arial"/>
         </w:rPr>
-        <w:t>int</w:t>
+        <w:t>ByteStr.encode</w:t>
       </w:r>
       <w:proofErr w:type="spellEnd"/>
       <w:r>
@@ -16756,13 +17414,34 @@
         </w:rPr>
         <w:t>(</w:t>
       </w:r>
-      <w:proofErr w:type="spellStart"/>
-      <w:proofErr w:type="gramEnd"/>
-      <w:r>
-        <w:rPr>
-          <w:rFonts w:ascii="Arial" w:hAnsi="Arial" w:cs="Arial"/>
-        </w:rPr>
-        <w:t>UnitConvert</w:t>
+      <w:proofErr w:type="gramEnd"/>
+      <w:r>
+        <w:rPr>
+          <w:rFonts w:ascii="Arial" w:hAnsi="Arial" w:cs="Arial"/>
+        </w:rPr>
+        <w:t>'utf-8')</w:t>
+      </w:r>
+    </w:p>
+    <w:p>
+      <w:pPr>
+        <w:spacing w:after="0" w:line="240" w:lineRule="auto"/>
+        <w:rPr>
+          <w:rFonts w:ascii="Arial" w:hAnsi="Arial" w:cs="Arial"/>
+        </w:rPr>
+      </w:pPr>
+      <w:r>
+        <w:rPr>
+          <w:rFonts w:ascii="Arial" w:hAnsi="Arial" w:cs="Arial"/>
+        </w:rPr>
+        <w:t xml:space="preserve">    </w:t>
+      </w:r>
+      <w:proofErr w:type="spellStart"/>
+      <w:proofErr w:type="gramStart"/>
+      <w:r>
+        <w:rPr>
+          <w:rFonts w:ascii="Arial" w:hAnsi="Arial" w:cs="Arial"/>
+        </w:rPr>
+        <w:t>ser.write</w:t>
       </w:r>
       <w:proofErr w:type="spellEnd"/>
       <w:r>
@@ -16772,75 +17451,12 @@
         <w:t>(</w:t>
       </w:r>
       <w:proofErr w:type="spellStart"/>
-      <w:r>
-        <w:rPr>
-          <w:rFonts w:ascii="Arial" w:hAnsi="Arial" w:cs="Arial"/>
-        </w:rPr>
-        <w:t>PWMDivEntry.get</w:t>
-      </w:r>
-      <w:proofErr w:type="spellEnd"/>
-      <w:r>
-        <w:rPr>
-          <w:rFonts w:ascii="Arial" w:hAnsi="Arial" w:cs="Arial"/>
-        </w:rPr>
-        <w:t>()))</w:t>
-      </w:r>
-    </w:p>
-    <w:p>
-      <w:pPr>
-        <w:spacing w:after="0" w:line="240" w:lineRule="auto"/>
-        <w:rPr>
-          <w:rFonts w:ascii="Arial" w:hAnsi="Arial" w:cs="Arial"/>
-        </w:rPr>
-      </w:pPr>
-      <w:r>
-        <w:rPr>
-          <w:rFonts w:ascii="Arial" w:hAnsi="Arial" w:cs="Arial"/>
-        </w:rPr>
-        <w:t xml:space="preserve">    #</w:t>
-      </w:r>
-      <w:proofErr w:type="spellStart"/>
-      <w:r>
-        <w:rPr>
-          <w:rFonts w:ascii="Arial" w:hAnsi="Arial" w:cs="Arial"/>
-        </w:rPr>
-        <w:t>PeriodValue</w:t>
-      </w:r>
-      <w:proofErr w:type="spellEnd"/>
-      <w:r>
-        <w:rPr>
-          <w:rFonts w:ascii="Arial" w:hAnsi="Arial" w:cs="Arial"/>
-        </w:rPr>
-        <w:t xml:space="preserve"> = </w:t>
-      </w:r>
-      <w:proofErr w:type="spellStart"/>
-      <w:proofErr w:type="gramStart"/>
-      <w:r>
-        <w:rPr>
-          <w:rFonts w:ascii="Arial" w:hAnsi="Arial" w:cs="Arial"/>
-        </w:rPr>
-        <w:t>int</w:t>
-      </w:r>
-      <w:proofErr w:type="spellEnd"/>
-      <w:r>
-        <w:rPr>
-          <w:rFonts w:ascii="Arial" w:hAnsi="Arial" w:cs="Arial"/>
-        </w:rPr>
-        <w:t>(</w:t>
-      </w:r>
-      <w:proofErr w:type="gramEnd"/>
-      <w:r>
-        <w:rPr>
-          <w:rFonts w:ascii="Arial" w:hAnsi="Arial" w:cs="Arial"/>
-        </w:rPr>
-        <w:t xml:space="preserve">( 133e6 / 256 ) / </w:t>
-      </w:r>
-      <w:proofErr w:type="spellStart"/>
-      <w:r>
-        <w:rPr>
-          <w:rFonts w:ascii="Arial" w:hAnsi="Arial" w:cs="Arial"/>
-        </w:rPr>
-        <w:t>FreqValue</w:t>
+      <w:proofErr w:type="gramEnd"/>
+      <w:r>
+        <w:rPr>
+          <w:rFonts w:ascii="Arial" w:hAnsi="Arial" w:cs="Arial"/>
+        </w:rPr>
+        <w:t>SendByt</w:t>
       </w:r>
       <w:proofErr w:type="spellEnd"/>
       <w:r>
@@ -16849,651 +17465,11 @@
         </w:rPr>
         <w:t>)</w:t>
       </w:r>
-    </w:p>
-    <w:p>
-      <w:pPr>
-        <w:spacing w:after="0" w:line="240" w:lineRule="auto"/>
-        <w:rPr>
-          <w:rFonts w:ascii="Arial" w:hAnsi="Arial" w:cs="Arial"/>
-        </w:rPr>
-      </w:pPr>
-      <w:r>
-        <w:rPr>
-          <w:rFonts w:ascii="Arial" w:hAnsi="Arial" w:cs="Arial"/>
-        </w:rPr>
-        <w:t xml:space="preserve">    #</w:t>
-      </w:r>
-      <w:proofErr w:type="gramStart"/>
-      <w:r>
-        <w:rPr>
-          <w:rFonts w:ascii="Arial" w:hAnsi="Arial" w:cs="Arial"/>
-        </w:rPr>
-        <w:t>print(</w:t>
-      </w:r>
-      <w:proofErr w:type="gramEnd"/>
-      <w:r>
-        <w:rPr>
-          <w:rFonts w:ascii="Arial" w:hAnsi="Arial" w:cs="Arial"/>
-        </w:rPr>
-        <w:t>"</w:t>
-      </w:r>
-      <w:proofErr w:type="spellStart"/>
-      <w:r>
-        <w:rPr>
-          <w:rFonts w:ascii="Arial" w:hAnsi="Arial" w:cs="Arial"/>
-        </w:rPr>
-        <w:t>FreqValue</w:t>
-      </w:r>
-      <w:proofErr w:type="spellEnd"/>
-      <w:r>
-        <w:rPr>
-          <w:rFonts w:ascii="Arial" w:hAnsi="Arial" w:cs="Arial"/>
-        </w:rPr>
-        <w:t xml:space="preserve"> = ", </w:t>
-      </w:r>
-      <w:proofErr w:type="spellStart"/>
-      <w:r>
-        <w:rPr>
-          <w:rFonts w:ascii="Arial" w:hAnsi="Arial" w:cs="Arial"/>
-        </w:rPr>
-        <w:t>FreqValue</w:t>
-      </w:r>
-      <w:proofErr w:type="spellEnd"/>
-      <w:r>
-        <w:rPr>
-          <w:rFonts w:ascii="Arial" w:hAnsi="Arial" w:cs="Arial"/>
-        </w:rPr>
-        <w:t>, "</w:t>
-      </w:r>
-      <w:proofErr w:type="spellStart"/>
-      <w:r>
-        <w:rPr>
-          <w:rFonts w:ascii="Arial" w:hAnsi="Arial" w:cs="Arial"/>
-        </w:rPr>
-        <w:t>PeriodValue</w:t>
-      </w:r>
-      <w:proofErr w:type="spellEnd"/>
-      <w:r>
-        <w:rPr>
-          <w:rFonts w:ascii="Arial" w:hAnsi="Arial" w:cs="Arial"/>
-        </w:rPr>
-        <w:t xml:space="preserve"> = ",</w:t>
-      </w:r>
-      <w:proofErr w:type="spellStart"/>
-      <w:r>
-        <w:rPr>
-          <w:rFonts w:ascii="Arial" w:hAnsi="Arial" w:cs="Arial"/>
-        </w:rPr>
-        <w:t>PeriodValue</w:t>
-      </w:r>
-      <w:proofErr w:type="spellEnd"/>
-      <w:r>
-        <w:rPr>
-          <w:rFonts w:ascii="Arial" w:hAnsi="Arial" w:cs="Arial"/>
-        </w:rPr>
-        <w:t>)</w:t>
-      </w:r>
-    </w:p>
-    <w:p>
-      <w:pPr>
-        <w:spacing w:after="0" w:line="240" w:lineRule="auto"/>
-        <w:rPr>
-          <w:rFonts w:ascii="Arial" w:hAnsi="Arial" w:cs="Arial"/>
-        </w:rPr>
-      </w:pPr>
-      <w:r>
-        <w:rPr>
-          <w:rFonts w:ascii="Arial" w:hAnsi="Arial" w:cs="Arial"/>
-        </w:rPr>
-        <w:t xml:space="preserve">    </w:t>
-      </w:r>
-      <w:proofErr w:type="spellStart"/>
-      <w:r>
-        <w:rPr>
-          <w:rFonts w:ascii="Arial" w:hAnsi="Arial" w:cs="Arial"/>
-        </w:rPr>
-        <w:t>ByteStr</w:t>
-      </w:r>
-      <w:proofErr w:type="spellEnd"/>
-      <w:r>
-        <w:rPr>
-          <w:rFonts w:ascii="Arial" w:hAnsi="Arial" w:cs="Arial"/>
-        </w:rPr>
-        <w:t xml:space="preserve"> = 'p' + </w:t>
-      </w:r>
-      <w:proofErr w:type="spellStart"/>
-      <w:proofErr w:type="gramStart"/>
-      <w:r>
-        <w:rPr>
-          <w:rFonts w:ascii="Arial" w:hAnsi="Arial" w:cs="Arial"/>
-        </w:rPr>
-        <w:t>str</w:t>
-      </w:r>
-      <w:proofErr w:type="spellEnd"/>
-      <w:r>
-        <w:rPr>
-          <w:rFonts w:ascii="Arial" w:hAnsi="Arial" w:cs="Arial"/>
-        </w:rPr>
-        <w:t>(</w:t>
-      </w:r>
-      <w:proofErr w:type="spellStart"/>
-      <w:proofErr w:type="gramEnd"/>
-      <w:r>
-        <w:rPr>
-          <w:rFonts w:ascii="Arial" w:hAnsi="Arial" w:cs="Arial"/>
-        </w:rPr>
-        <w:t>FreqValue</w:t>
-      </w:r>
-      <w:proofErr w:type="spellEnd"/>
-      <w:r>
-        <w:rPr>
-          <w:rFonts w:ascii="Arial" w:hAnsi="Arial" w:cs="Arial"/>
-        </w:rPr>
-        <w:t>) + "\n"</w:t>
-      </w:r>
-    </w:p>
-    <w:p>
-      <w:pPr>
-        <w:spacing w:after="0" w:line="240" w:lineRule="auto"/>
-        <w:rPr>
-          <w:rFonts w:ascii="Arial" w:hAnsi="Arial" w:cs="Arial"/>
-        </w:rPr>
-      </w:pPr>
-      <w:r>
-        <w:rPr>
-          <w:rFonts w:ascii="Arial" w:hAnsi="Arial" w:cs="Arial"/>
-        </w:rPr>
-        <w:t xml:space="preserve">    </w:t>
-      </w:r>
-      <w:proofErr w:type="spellStart"/>
-      <w:r>
-        <w:rPr>
-          <w:rFonts w:ascii="Arial" w:hAnsi="Arial" w:cs="Arial"/>
-        </w:rPr>
-        <w:t>SendByt</w:t>
-      </w:r>
-      <w:proofErr w:type="spellEnd"/>
-      <w:r>
-        <w:rPr>
-          <w:rFonts w:ascii="Arial" w:hAnsi="Arial" w:cs="Arial"/>
-        </w:rPr>
-        <w:t xml:space="preserve"> = </w:t>
-      </w:r>
-      <w:proofErr w:type="spellStart"/>
-      <w:proofErr w:type="gramStart"/>
-      <w:r>
-        <w:rPr>
-          <w:rFonts w:ascii="Arial" w:hAnsi="Arial" w:cs="Arial"/>
-        </w:rPr>
-        <w:t>ByteStr.encode</w:t>
-      </w:r>
-      <w:proofErr w:type="spellEnd"/>
-      <w:r>
-        <w:rPr>
-          <w:rFonts w:ascii="Arial" w:hAnsi="Arial" w:cs="Arial"/>
-        </w:rPr>
-        <w:t>(</w:t>
-      </w:r>
-      <w:proofErr w:type="gramEnd"/>
-      <w:r>
-        <w:rPr>
-          <w:rFonts w:ascii="Arial" w:hAnsi="Arial" w:cs="Arial"/>
-        </w:rPr>
-        <w:t>'utf-8')</w:t>
-      </w:r>
-    </w:p>
-    <w:p>
-      <w:pPr>
-        <w:spacing w:after="0" w:line="240" w:lineRule="auto"/>
-        <w:rPr>
-          <w:rFonts w:ascii="Arial" w:hAnsi="Arial" w:cs="Arial"/>
-        </w:rPr>
-      </w:pPr>
-      <w:r>
-        <w:rPr>
-          <w:rFonts w:ascii="Arial" w:hAnsi="Arial" w:cs="Arial"/>
-        </w:rPr>
-        <w:t xml:space="preserve">    </w:t>
-      </w:r>
-      <w:proofErr w:type="spellStart"/>
-      <w:proofErr w:type="gramStart"/>
-      <w:r>
-        <w:rPr>
-          <w:rFonts w:ascii="Arial" w:hAnsi="Arial" w:cs="Arial"/>
-        </w:rPr>
-        <w:t>ser.write</w:t>
-      </w:r>
-      <w:proofErr w:type="spellEnd"/>
-      <w:r>
-        <w:rPr>
-          <w:rFonts w:ascii="Arial" w:hAnsi="Arial" w:cs="Arial"/>
-        </w:rPr>
-        <w:t>(</w:t>
-      </w:r>
-      <w:proofErr w:type="spellStart"/>
-      <w:proofErr w:type="gramEnd"/>
-      <w:r>
-        <w:rPr>
-          <w:rFonts w:ascii="Arial" w:hAnsi="Arial" w:cs="Arial"/>
-        </w:rPr>
-        <w:t>SendByt</w:t>
-      </w:r>
-      <w:proofErr w:type="spellEnd"/>
-      <w:r>
-        <w:rPr>
-          <w:rFonts w:ascii="Arial" w:hAnsi="Arial" w:cs="Arial"/>
-        </w:rPr>
-        <w:t>)</w:t>
-      </w:r>
-      <w:r>
-        <w:rPr>
-          <w:rFonts w:ascii="Arial" w:hAnsi="Arial" w:cs="Arial"/>
-        </w:rPr>
-        <w:t xml:space="preserve"> # send frequency </w:t>
-      </w:r>
-      <w:r>
-        <w:rPr>
-          <w:rFonts w:ascii="Arial" w:hAnsi="Arial" w:cs="Arial"/>
-        </w:rPr>
-        <w:t xml:space="preserve">or period </w:t>
-      </w:r>
-      <w:r>
-        <w:rPr>
-          <w:rFonts w:ascii="Arial" w:hAnsi="Arial" w:cs="Arial"/>
-        </w:rPr>
-        <w:t>set</w:t>
-      </w:r>
-      <w:r>
-        <w:rPr>
-          <w:rFonts w:ascii="Arial" w:hAnsi="Arial" w:cs="Arial"/>
-        </w:rPr>
-        <w:t xml:space="preserve"> command here</w:t>
-      </w:r>
-    </w:p>
-    <w:p>
-      <w:pPr>
-        <w:spacing w:after="0" w:line="240" w:lineRule="auto"/>
-        <w:rPr>
-          <w:rFonts w:ascii="Arial" w:hAnsi="Arial" w:cs="Arial"/>
-        </w:rPr>
-      </w:pPr>
-      <w:r>
-        <w:rPr>
-          <w:rFonts w:ascii="Arial" w:hAnsi="Arial" w:cs="Arial"/>
-        </w:rPr>
-        <w:t xml:space="preserve">    </w:t>
-      </w:r>
-      <w:proofErr w:type="spellStart"/>
-      <w:proofErr w:type="gramStart"/>
-      <w:r>
-        <w:rPr>
-          <w:rFonts w:ascii="Arial" w:hAnsi="Arial" w:cs="Arial"/>
-        </w:rPr>
-        <w:t>time.sleep</w:t>
-      </w:r>
-      <w:proofErr w:type="spellEnd"/>
-      <w:r>
-        <w:rPr>
-          <w:rFonts w:ascii="Arial" w:hAnsi="Arial" w:cs="Arial"/>
-        </w:rPr>
-        <w:t>(</w:t>
-      </w:r>
-      <w:proofErr w:type="gramEnd"/>
-      <w:r>
-        <w:rPr>
-          <w:rFonts w:ascii="Arial" w:hAnsi="Arial" w:cs="Arial"/>
-        </w:rPr>
-        <w:t>0.1)</w:t>
-      </w:r>
-    </w:p>
-    <w:p>
-      <w:pPr>
-        <w:spacing w:after="0" w:line="240" w:lineRule="auto"/>
-        <w:rPr>
-          <w:rFonts w:ascii="Arial" w:hAnsi="Arial" w:cs="Arial"/>
-        </w:rPr>
-      </w:pPr>
-      <w:r>
-        <w:rPr>
-          <w:rFonts w:ascii="Arial" w:hAnsi="Arial" w:cs="Arial"/>
-        </w:rPr>
-        <w:t xml:space="preserve">    </w:t>
-      </w:r>
-    </w:p>
-    <w:p>
-      <w:pPr>
-        <w:spacing w:after="0" w:line="240" w:lineRule="auto"/>
-        <w:rPr>
-          <w:rFonts w:ascii="Arial" w:hAnsi="Arial" w:cs="Arial"/>
-        </w:rPr>
-      </w:pPr>
-      <w:r>
-        <w:rPr>
-          <w:rFonts w:ascii="Arial" w:hAnsi="Arial" w:cs="Arial"/>
-        </w:rPr>
-        <w:t xml:space="preserve">    </w:t>
-      </w:r>
-      <w:proofErr w:type="spellStart"/>
-      <w:r>
-        <w:rPr>
-          <w:rFonts w:ascii="Arial" w:hAnsi="Arial" w:cs="Arial"/>
-        </w:rPr>
-        <w:t>DutyCycle</w:t>
-      </w:r>
-      <w:proofErr w:type="spellEnd"/>
-      <w:r>
-        <w:rPr>
-          <w:rFonts w:ascii="Arial" w:hAnsi="Arial" w:cs="Arial"/>
-        </w:rPr>
-        <w:t xml:space="preserve"> = </w:t>
-      </w:r>
-      <w:proofErr w:type="spellStart"/>
-      <w:proofErr w:type="gramStart"/>
-      <w:r>
-        <w:rPr>
-          <w:rFonts w:ascii="Arial" w:hAnsi="Arial" w:cs="Arial"/>
-        </w:rPr>
-        <w:t>int</w:t>
-      </w:r>
-      <w:proofErr w:type="spellEnd"/>
-      <w:r>
-        <w:rPr>
-          <w:rFonts w:ascii="Arial" w:hAnsi="Arial" w:cs="Arial"/>
-        </w:rPr>
-        <w:t>(</w:t>
-      </w:r>
-      <w:proofErr w:type="spellStart"/>
-      <w:proofErr w:type="gramEnd"/>
-      <w:r>
-        <w:rPr>
-          <w:rFonts w:ascii="Arial" w:hAnsi="Arial" w:cs="Arial"/>
-        </w:rPr>
-        <w:t>PWMWidthEntry.get</w:t>
-      </w:r>
-      <w:proofErr w:type="spellEnd"/>
-      <w:r>
-        <w:rPr>
-          <w:rFonts w:ascii="Arial" w:hAnsi="Arial" w:cs="Arial"/>
-        </w:rPr>
-        <w:t>())</w:t>
-      </w:r>
-    </w:p>
-    <w:p>
-      <w:pPr>
-        <w:spacing w:after="0" w:line="240" w:lineRule="auto"/>
-        <w:rPr>
-          <w:rFonts w:ascii="Arial" w:hAnsi="Arial" w:cs="Arial"/>
-        </w:rPr>
-      </w:pPr>
-      <w:r>
-        <w:rPr>
-          <w:rFonts w:ascii="Arial" w:hAnsi="Arial" w:cs="Arial"/>
-        </w:rPr>
-        <w:t xml:space="preserve">    #</w:t>
-      </w:r>
-      <w:proofErr w:type="spellStart"/>
-      <w:r>
-        <w:rPr>
-          <w:rFonts w:ascii="Arial" w:hAnsi="Arial" w:cs="Arial"/>
-        </w:rPr>
-        <w:t>WidthFraction</w:t>
-      </w:r>
-      <w:proofErr w:type="spellEnd"/>
-      <w:r>
-        <w:rPr>
-          <w:rFonts w:ascii="Arial" w:hAnsi="Arial" w:cs="Arial"/>
-        </w:rPr>
-        <w:t xml:space="preserve"> = </w:t>
-      </w:r>
-      <w:proofErr w:type="gramStart"/>
-      <w:r>
-        <w:rPr>
-          <w:rFonts w:ascii="Arial" w:hAnsi="Arial" w:cs="Arial"/>
-        </w:rPr>
-        <w:t>float(</w:t>
-      </w:r>
-      <w:proofErr w:type="gramEnd"/>
-      <w:r>
-        <w:rPr>
-          <w:rFonts w:ascii="Arial" w:hAnsi="Arial" w:cs="Arial"/>
-        </w:rPr>
-        <w:t>(</w:t>
-      </w:r>
-      <w:proofErr w:type="spellStart"/>
-      <w:r>
-        <w:rPr>
-          <w:rFonts w:ascii="Arial" w:hAnsi="Arial" w:cs="Arial"/>
-        </w:rPr>
-        <w:t>DutyCycle</w:t>
-      </w:r>
-      <w:proofErr w:type="spellEnd"/>
-      <w:r>
-        <w:rPr>
-          <w:rFonts w:ascii="Arial" w:hAnsi="Arial" w:cs="Arial"/>
-        </w:rPr>
-        <w:t>/100.0))</w:t>
-      </w:r>
-    </w:p>
-    <w:p>
-      <w:pPr>
-        <w:spacing w:after="0" w:line="240" w:lineRule="auto"/>
-        <w:rPr>
-          <w:rFonts w:ascii="Arial" w:hAnsi="Arial" w:cs="Arial"/>
-        </w:rPr>
-      </w:pPr>
-      <w:r>
-        <w:rPr>
-          <w:rFonts w:ascii="Arial" w:hAnsi="Arial" w:cs="Arial"/>
-        </w:rPr>
-        <w:t xml:space="preserve">    #Width = </w:t>
-      </w:r>
-      <w:proofErr w:type="spellStart"/>
-      <w:proofErr w:type="gramStart"/>
-      <w:r>
-        <w:rPr>
-          <w:rFonts w:ascii="Arial" w:hAnsi="Arial" w:cs="Arial"/>
-        </w:rPr>
-        <w:t>int</w:t>
-      </w:r>
-      <w:proofErr w:type="spellEnd"/>
-      <w:r>
-        <w:rPr>
-          <w:rFonts w:ascii="Arial" w:hAnsi="Arial" w:cs="Arial"/>
-        </w:rPr>
-        <w:t>(</w:t>
-      </w:r>
-      <w:proofErr w:type="spellStart"/>
-      <w:proofErr w:type="gramEnd"/>
-      <w:r>
-        <w:rPr>
-          <w:rFonts w:ascii="Arial" w:hAnsi="Arial" w:cs="Arial"/>
-        </w:rPr>
-        <w:t>PeriodValue</w:t>
-      </w:r>
-      <w:proofErr w:type="spellEnd"/>
-      <w:r>
-        <w:rPr>
-          <w:rFonts w:ascii="Arial" w:hAnsi="Arial" w:cs="Arial"/>
-        </w:rPr>
-        <w:t xml:space="preserve"> * </w:t>
-      </w:r>
-      <w:proofErr w:type="spellStart"/>
-      <w:r>
-        <w:rPr>
-          <w:rFonts w:ascii="Arial" w:hAnsi="Arial" w:cs="Arial"/>
-        </w:rPr>
-        <w:t>WidthFraction</w:t>
-      </w:r>
-      <w:proofErr w:type="spellEnd"/>
-      <w:r>
-        <w:rPr>
-          <w:rFonts w:ascii="Arial" w:hAnsi="Arial" w:cs="Arial"/>
-        </w:rPr>
-        <w:t>)</w:t>
-      </w:r>
-    </w:p>
-    <w:p>
-      <w:pPr>
-        <w:spacing w:after="0" w:line="240" w:lineRule="auto"/>
-        <w:rPr>
-          <w:rFonts w:ascii="Arial" w:hAnsi="Arial" w:cs="Arial"/>
-        </w:rPr>
-      </w:pPr>
-      <w:r>
-        <w:rPr>
-          <w:rFonts w:ascii="Arial" w:hAnsi="Arial" w:cs="Arial"/>
-        </w:rPr>
-        <w:t xml:space="preserve">    </w:t>
-      </w:r>
-      <w:proofErr w:type="spellStart"/>
-      <w:r>
-        <w:rPr>
-          <w:rFonts w:ascii="Arial" w:hAnsi="Arial" w:cs="Arial"/>
-        </w:rPr>
-        <w:t>ByteStr</w:t>
-      </w:r>
-      <w:proofErr w:type="spellEnd"/>
-      <w:r>
-        <w:rPr>
-          <w:rFonts w:ascii="Arial" w:hAnsi="Arial" w:cs="Arial"/>
-        </w:rPr>
-        <w:t xml:space="preserve"> = 'm' + </w:t>
-      </w:r>
-      <w:proofErr w:type="spellStart"/>
-      <w:proofErr w:type="gramStart"/>
-      <w:r>
-        <w:rPr>
-          <w:rFonts w:ascii="Arial" w:hAnsi="Arial" w:cs="Arial"/>
-        </w:rPr>
-        <w:t>str</w:t>
-      </w:r>
-      <w:proofErr w:type="spellEnd"/>
-      <w:r>
-        <w:rPr>
-          <w:rFonts w:ascii="Arial" w:hAnsi="Arial" w:cs="Arial"/>
-        </w:rPr>
-        <w:t>(</w:t>
-      </w:r>
-      <w:proofErr w:type="spellStart"/>
-      <w:proofErr w:type="gramEnd"/>
-      <w:r>
-        <w:rPr>
-          <w:rFonts w:ascii="Arial" w:hAnsi="Arial" w:cs="Arial"/>
-        </w:rPr>
-        <w:t>DutyCycle</w:t>
-      </w:r>
-      <w:proofErr w:type="spellEnd"/>
-      <w:r>
-        <w:rPr>
-          <w:rFonts w:ascii="Arial" w:hAnsi="Arial" w:cs="Arial"/>
-        </w:rPr>
-        <w:t>) + "\n"</w:t>
-      </w:r>
-    </w:p>
-    <w:p>
-      <w:pPr>
-        <w:spacing w:after="0" w:line="240" w:lineRule="auto"/>
-        <w:rPr>
-          <w:rFonts w:ascii="Arial" w:hAnsi="Arial" w:cs="Arial"/>
-        </w:rPr>
-      </w:pPr>
-      <w:r>
-        <w:rPr>
-          <w:rFonts w:ascii="Arial" w:hAnsi="Arial" w:cs="Arial"/>
-        </w:rPr>
-        <w:t xml:space="preserve">    </w:t>
-      </w:r>
-      <w:proofErr w:type="spellStart"/>
-      <w:r>
-        <w:rPr>
-          <w:rFonts w:ascii="Arial" w:hAnsi="Arial" w:cs="Arial"/>
-        </w:rPr>
-        <w:t>SendByt</w:t>
-      </w:r>
-      <w:proofErr w:type="spellEnd"/>
-      <w:r>
-        <w:rPr>
-          <w:rFonts w:ascii="Arial" w:hAnsi="Arial" w:cs="Arial"/>
-        </w:rPr>
-        <w:t xml:space="preserve"> = </w:t>
-      </w:r>
-      <w:proofErr w:type="spellStart"/>
-      <w:proofErr w:type="gramStart"/>
-      <w:r>
-        <w:rPr>
-          <w:rFonts w:ascii="Arial" w:hAnsi="Arial" w:cs="Arial"/>
-        </w:rPr>
-        <w:t>ByteStr.encode</w:t>
-      </w:r>
-      <w:proofErr w:type="spellEnd"/>
-      <w:r>
-        <w:rPr>
-          <w:rFonts w:ascii="Arial" w:hAnsi="Arial" w:cs="Arial"/>
-        </w:rPr>
-        <w:t>(</w:t>
-      </w:r>
-      <w:proofErr w:type="gramEnd"/>
-      <w:r>
-        <w:rPr>
-          <w:rFonts w:ascii="Arial" w:hAnsi="Arial" w:cs="Arial"/>
-        </w:rPr>
-        <w:t>'utf-8')</w:t>
-      </w:r>
-    </w:p>
-    <w:p>
-      <w:pPr>
-        <w:spacing w:after="0" w:line="240" w:lineRule="auto"/>
-        <w:rPr>
-          <w:rFonts w:ascii="Arial" w:hAnsi="Arial" w:cs="Arial"/>
-        </w:rPr>
-      </w:pPr>
-      <w:r>
-        <w:rPr>
-          <w:rFonts w:ascii="Arial" w:hAnsi="Arial" w:cs="Arial"/>
-        </w:rPr>
-        <w:t xml:space="preserve">    </w:t>
-      </w:r>
-      <w:proofErr w:type="spellStart"/>
-      <w:proofErr w:type="gramStart"/>
-      <w:r>
-        <w:rPr>
-          <w:rFonts w:ascii="Arial" w:hAnsi="Arial" w:cs="Arial"/>
-        </w:rPr>
-        <w:t>ser.write</w:t>
-      </w:r>
-      <w:proofErr w:type="spellEnd"/>
-      <w:r>
-        <w:rPr>
-          <w:rFonts w:ascii="Arial" w:hAnsi="Arial" w:cs="Arial"/>
-        </w:rPr>
-        <w:t>(</w:t>
-      </w:r>
-      <w:proofErr w:type="spellStart"/>
-      <w:proofErr w:type="gramEnd"/>
-      <w:r>
-        <w:rPr>
-          <w:rFonts w:ascii="Arial" w:hAnsi="Arial" w:cs="Arial"/>
-        </w:rPr>
-        <w:t>SendByt</w:t>
-      </w:r>
-      <w:proofErr w:type="spellEnd"/>
-      <w:r>
-        <w:rPr>
-          <w:rFonts w:ascii="Arial" w:hAnsi="Arial" w:cs="Arial"/>
-        </w:rPr>
-        <w:t>)</w:t>
-      </w:r>
-      <w:r>
-        <w:rPr>
-          <w:rFonts w:ascii="Arial" w:hAnsi="Arial" w:cs="Arial"/>
-        </w:rPr>
-        <w:t xml:space="preserve"> # send width set</w:t>
-      </w:r>
-      <w:r>
-        <w:rPr>
-          <w:rFonts w:ascii="Arial" w:hAnsi="Arial" w:cs="Arial"/>
-        </w:rPr>
-        <w:t xml:space="preserve"> command here</w:t>
+      <w:r>
+        <w:rPr>
+          <w:rFonts w:ascii="Arial" w:hAnsi="Arial" w:cs="Arial"/>
+        </w:rPr>
+        <w:t xml:space="preserve"> # send width set command here</w:t>
       </w:r>
     </w:p>
     <w:p>
